--- a/klagomål/A 9999-2023 FSC-klagomål.docx
+++ b/klagomål/A 9999-2023 FSC-klagomål.docx
@@ -763,7 +763,7 @@
     <w:r>
       <w:tab/>
       <w:tab/>
-      <w:t>2025-05-15</w:t>
+      <w:t>2025-05-16</w:t>
       <w:br/>
       <w:br/>
     </w:r>

--- a/klagomål/A 9999-2023 FSC-klagomål.docx
+++ b/klagomål/A 9999-2023 FSC-klagomål.docx
@@ -763,7 +763,7 @@
     <w:r>
       <w:tab/>
       <w:tab/>
-      <w:t>2025-05-16</w:t>
+      <w:t>2025-05-17</w:t>
       <w:br/>
       <w:br/>
     </w:r>

--- a/klagomål/A 9999-2023 FSC-klagomål.docx
+++ b/klagomål/A 9999-2023 FSC-klagomål.docx
@@ -763,7 +763,7 @@
     <w:r>
       <w:tab/>
       <w:tab/>
-      <w:t>2025-05-17</w:t>
+      <w:t>2025-05-18</w:t>
       <w:br/>
       <w:br/>
     </w:r>

--- a/klagomål/A 9999-2023 FSC-klagomål.docx
+++ b/klagomål/A 9999-2023 FSC-klagomål.docx
@@ -763,7 +763,7 @@
     <w:r>
       <w:tab/>
       <w:tab/>
-      <w:t>2025-05-18</w:t>
+      <w:t>2025-05-19</w:t>
       <w:br/>
       <w:br/>
     </w:r>

--- a/klagomål/A 9999-2023 FSC-klagomål.docx
+++ b/klagomål/A 9999-2023 FSC-klagomål.docx
@@ -763,7 +763,7 @@
     <w:r>
       <w:tab/>
       <w:tab/>
-      <w:t>2025-05-19</w:t>
+      <w:t>2025-05-20</w:t>
       <w:br/>
       <w:br/>
     </w:r>

--- a/klagomål/A 9999-2023 FSC-klagomål.docx
+++ b/klagomål/A 9999-2023 FSC-klagomål.docx
@@ -763,7 +763,7 @@
     <w:r>
       <w:tab/>
       <w:tab/>
-      <w:t>2025-05-20</w:t>
+      <w:t>2025-05-21</w:t>
       <w:br/>
       <w:br/>
     </w:r>

--- a/klagomål/A 9999-2023 FSC-klagomål.docx
+++ b/klagomål/A 9999-2023 FSC-klagomål.docx
@@ -763,7 +763,7 @@
     <w:r>
       <w:tab/>
       <w:tab/>
-      <w:t>2025-05-21</w:t>
+      <w:t>2025-05-22</w:t>
       <w:br/>
       <w:br/>
     </w:r>

--- a/klagomål/A 9999-2023 FSC-klagomål.docx
+++ b/klagomål/A 9999-2023 FSC-klagomål.docx
@@ -763,7 +763,7 @@
     <w:r>
       <w:tab/>
       <w:tab/>
-      <w:t>2025-05-22</w:t>
+      <w:t>2025-05-23</w:t>
       <w:br/>
       <w:br/>
     </w:r>

--- a/klagomål/A 9999-2023 FSC-klagomål.docx
+++ b/klagomål/A 9999-2023 FSC-klagomål.docx
@@ -763,7 +763,7 @@
     <w:r>
       <w:tab/>
       <w:tab/>
-      <w:t>2025-05-23</w:t>
+      <w:t>2025-05-24</w:t>
       <w:br/>
       <w:br/>
     </w:r>

--- a/klagomål/A 9999-2023 FSC-klagomål.docx
+++ b/klagomål/A 9999-2023 FSC-klagomål.docx
@@ -763,7 +763,7 @@
     <w:r>
       <w:tab/>
       <w:tab/>
-      <w:t>2025-05-24</w:t>
+      <w:t>2025-05-25</w:t>
       <w:br/>
       <w:br/>
     </w:r>

--- a/klagomål/A 9999-2023 FSC-klagomål.docx
+++ b/klagomål/A 9999-2023 FSC-klagomål.docx
@@ -763,7 +763,7 @@
     <w:r>
       <w:tab/>
       <w:tab/>
-      <w:t>2025-05-25</w:t>
+      <w:t>2025-05-26</w:t>
       <w:br/>
       <w:br/>
     </w:r>

--- a/klagomål/A 9999-2023 FSC-klagomål.docx
+++ b/klagomål/A 9999-2023 FSC-klagomål.docx
@@ -763,7 +763,7 @@
     <w:r>
       <w:tab/>
       <w:tab/>
-      <w:t>2025-05-26</w:t>
+      <w:t>2025-05-27</w:t>
       <w:br/>
       <w:br/>
     </w:r>

--- a/klagomål/A 9999-2023 FSC-klagomål.docx
+++ b/klagomål/A 9999-2023 FSC-klagomål.docx
@@ -763,7 +763,7 @@
     <w:r>
       <w:tab/>
       <w:tab/>
-      <w:t>2025-05-27</w:t>
+      <w:t>2025-05-30</w:t>
       <w:br/>
       <w:br/>
     </w:r>

--- a/klagomål/A 9999-2023 FSC-klagomål.docx
+++ b/klagomål/A 9999-2023 FSC-klagomål.docx
@@ -763,7 +763,7 @@
     <w:r>
       <w:tab/>
       <w:tab/>
-      <w:t>2025-05-30</w:t>
+      <w:t>2025-06-01</w:t>
       <w:br/>
       <w:br/>
     </w:r>

--- a/klagomål/A 9999-2023 FSC-klagomål.docx
+++ b/klagomål/A 9999-2023 FSC-klagomål.docx
@@ -763,7 +763,7 @@
     <w:r>
       <w:tab/>
       <w:tab/>
-      <w:t>2025-06-01</w:t>
+      <w:t>2025-06-02</w:t>
       <w:br/>
       <w:br/>
     </w:r>

--- a/klagomål/A 9999-2023 FSC-klagomål.docx
+++ b/klagomål/A 9999-2023 FSC-klagomål.docx
@@ -763,7 +763,7 @@
     <w:r>
       <w:tab/>
       <w:tab/>
-      <w:t>2025-06-02</w:t>
+      <w:t>2025-06-03</w:t>
       <w:br/>
       <w:br/>
     </w:r>

--- a/klagomål/A 9999-2023 FSC-klagomål.docx
+++ b/klagomål/A 9999-2023 FSC-klagomål.docx
@@ -763,7 +763,7 @@
     <w:r>
       <w:tab/>
       <w:tab/>
-      <w:t>2025-06-03</w:t>
+      <w:t>2025-06-04</w:t>
       <w:br/>
       <w:br/>
     </w:r>

--- a/klagomål/A 9999-2023 FSC-klagomål.docx
+++ b/klagomål/A 9999-2023 FSC-klagomål.docx
@@ -763,7 +763,7 @@
     <w:r>
       <w:tab/>
       <w:tab/>
-      <w:t>2025-06-04</w:t>
+      <w:t>2025-06-05</w:t>
       <w:br/>
       <w:br/>
     </w:r>

--- a/klagomål/A 9999-2023 FSC-klagomål.docx
+++ b/klagomål/A 9999-2023 FSC-klagomål.docx
@@ -763,7 +763,7 @@
     <w:r>
       <w:tab/>
       <w:tab/>
-      <w:t>2025-06-13</w:t>
+      <w:t>2025-06-15</w:t>
       <w:br/>
       <w:br/>
     </w:r>

--- a/klagomål/A 9999-2023 FSC-klagomål.docx
+++ b/klagomål/A 9999-2023 FSC-klagomål.docx
@@ -763,7 +763,7 @@
     <w:r>
       <w:tab/>
       <w:tab/>
-      <w:t>2025-06-15</w:t>
+      <w:t>2025-06-16</w:t>
       <w:br/>
       <w:br/>
     </w:r>

--- a/klagomål/A 9999-2023 FSC-klagomål.docx
+++ b/klagomål/A 9999-2023 FSC-klagomål.docx
@@ -763,7 +763,7 @@
     <w:r>
       <w:tab/>
       <w:tab/>
-      <w:t>2025-06-16</w:t>
+      <w:t>2025-06-17</w:t>
       <w:br/>
       <w:br/>
     </w:r>

--- a/klagomål/A 9999-2023 FSC-klagomål.docx
+++ b/klagomål/A 9999-2023 FSC-klagomål.docx
@@ -763,7 +763,7 @@
     <w:r>
       <w:tab/>
       <w:tab/>
-      <w:t>2025-06-17</w:t>
+      <w:t>2025-06-18</w:t>
       <w:br/>
       <w:br/>
     </w:r>

--- a/klagomål/A 9999-2023 FSC-klagomål.docx
+++ b/klagomål/A 9999-2023 FSC-klagomål.docx
@@ -763,7 +763,7 @@
     <w:r>
       <w:tab/>
       <w:tab/>
-      <w:t>2025-06-18</w:t>
+      <w:t>2025-06-19</w:t>
       <w:br/>
       <w:br/>
     </w:r>

--- a/klagomål/A 9999-2023 FSC-klagomål.docx
+++ b/klagomål/A 9999-2023 FSC-klagomål.docx
@@ -763,7 +763,7 @@
     <w:r>
       <w:tab/>
       <w:tab/>
-      <w:t>2025-06-19</w:t>
+      <w:t>2025-06-20</w:t>
       <w:br/>
       <w:br/>
     </w:r>

--- a/klagomål/A 9999-2023 FSC-klagomål.docx
+++ b/klagomål/A 9999-2023 FSC-klagomål.docx
@@ -763,7 +763,7 @@
     <w:r>
       <w:tab/>
       <w:tab/>
-      <w:t>2025-06-20</w:t>
+      <w:t>2025-06-21</w:t>
       <w:br/>
       <w:br/>
     </w:r>

--- a/klagomål/A 9999-2023 FSC-klagomål.docx
+++ b/klagomål/A 9999-2023 FSC-klagomål.docx
@@ -763,7 +763,7 @@
     <w:r>
       <w:tab/>
       <w:tab/>
-      <w:t>2025-06-21</w:t>
+      <w:t>2025-06-22</w:t>
       <w:br/>
       <w:br/>
     </w:r>

--- a/klagomål/A 9999-2023 FSC-klagomål.docx
+++ b/klagomål/A 9999-2023 FSC-klagomål.docx
@@ -763,7 +763,7 @@
     <w:r>
       <w:tab/>
       <w:tab/>
-      <w:t>2025-06-22</w:t>
+      <w:t>2025-06-23</w:t>
       <w:br/>
       <w:br/>
     </w:r>

--- a/klagomål/A 9999-2023 FSC-klagomål.docx
+++ b/klagomål/A 9999-2023 FSC-klagomål.docx
@@ -763,7 +763,7 @@
     <w:r>
       <w:tab/>
       <w:tab/>
-      <w:t>2025-06-23</w:t>
+      <w:t>2025-06-24</w:t>
       <w:br/>
       <w:br/>
     </w:r>

--- a/klagomål/A 9999-2023 FSC-klagomål.docx
+++ b/klagomål/A 9999-2023 FSC-klagomål.docx
@@ -763,7 +763,7 @@
     <w:r>
       <w:tab/>
       <w:tab/>
-      <w:t>2025-06-24</w:t>
+      <w:t>2025-06-25</w:t>
       <w:br/>
       <w:br/>
     </w:r>

--- a/klagomål/A 9999-2023 FSC-klagomål.docx
+++ b/klagomål/A 9999-2023 FSC-klagomål.docx
@@ -763,7 +763,7 @@
     <w:r>
       <w:tab/>
       <w:tab/>
-      <w:t>2025-06-25</w:t>
+      <w:t>2025-06-26</w:t>
       <w:br/>
       <w:br/>
     </w:r>

--- a/klagomål/A 9999-2023 FSC-klagomål.docx
+++ b/klagomål/A 9999-2023 FSC-klagomål.docx
@@ -763,7 +763,7 @@
     <w:r>
       <w:tab/>
       <w:tab/>
-      <w:t>2025-06-26</w:t>
+      <w:t>2025-06-27</w:t>
       <w:br/>
       <w:br/>
     </w:r>

--- a/klagomål/A 9999-2023 FSC-klagomål.docx
+++ b/klagomål/A 9999-2023 FSC-klagomål.docx
@@ -763,7 +763,7 @@
     <w:r>
       <w:tab/>
       <w:tab/>
-      <w:t>2025-06-27</w:t>
+      <w:t>2025-06-28</w:t>
       <w:br/>
       <w:br/>
     </w:r>

--- a/klagomål/A 9999-2023 FSC-klagomål.docx
+++ b/klagomål/A 9999-2023 FSC-klagomål.docx
@@ -763,7 +763,7 @@
     <w:r>
       <w:tab/>
       <w:tab/>
-      <w:t>2025-06-28</w:t>
+      <w:t>2025-06-29</w:t>
       <w:br/>
       <w:br/>
     </w:r>

--- a/klagomål/A 9999-2023 FSC-klagomål.docx
+++ b/klagomål/A 9999-2023 FSC-klagomål.docx
@@ -763,7 +763,7 @@
     <w:r>
       <w:tab/>
       <w:tab/>
-      <w:t>2025-06-29</w:t>
+      <w:t>2025-06-30</w:t>
       <w:br/>
       <w:br/>
     </w:r>

--- a/klagomål/A 9999-2023 FSC-klagomål.docx
+++ b/klagomål/A 9999-2023 FSC-klagomål.docx
@@ -763,7 +763,7 @@
     <w:r>
       <w:tab/>
       <w:tab/>
-      <w:t>2025-06-30</w:t>
+      <w:t>2025-07-01</w:t>
       <w:br/>
       <w:br/>
     </w:r>

--- a/klagomål/A 9999-2023 FSC-klagomål.docx
+++ b/klagomål/A 9999-2023 FSC-klagomål.docx
@@ -763,7 +763,7 @@
     <w:r>
       <w:tab/>
       <w:tab/>
-      <w:t>2025-07-01</w:t>
+      <w:t>2025-07-02</w:t>
       <w:br/>
       <w:br/>
     </w:r>

--- a/klagomål/A 9999-2023 FSC-klagomål.docx
+++ b/klagomål/A 9999-2023 FSC-klagomål.docx
@@ -763,7 +763,7 @@
     <w:r>
       <w:tab/>
       <w:tab/>
-      <w:t>2025-07-02</w:t>
+      <w:t>2025-07-03</w:t>
       <w:br/>
       <w:br/>
     </w:r>

--- a/klagomål/A 9999-2023 FSC-klagomål.docx
+++ b/klagomål/A 9999-2023 FSC-klagomål.docx
@@ -763,7 +763,7 @@
     <w:r>
       <w:tab/>
       <w:tab/>
-      <w:t>2025-07-03</w:t>
+      <w:t>2025-07-04</w:t>
       <w:br/>
       <w:br/>
     </w:r>

--- a/klagomål/A 9999-2023 FSC-klagomål.docx
+++ b/klagomål/A 9999-2023 FSC-klagomål.docx
@@ -763,7 +763,7 @@
     <w:r>
       <w:tab/>
       <w:tab/>
-      <w:t>2025-07-04</w:t>
+      <w:t>2025-07-05</w:t>
       <w:br/>
       <w:br/>
     </w:r>

--- a/klagomål/A 9999-2023 FSC-klagomål.docx
+++ b/klagomål/A 9999-2023 FSC-klagomål.docx
@@ -763,7 +763,7 @@
     <w:r>
       <w:tab/>
       <w:tab/>
-      <w:t>2025-07-05</w:t>
+      <w:t>2025-07-06</w:t>
       <w:br/>
       <w:br/>
     </w:r>

--- a/klagomål/A 9999-2023 FSC-klagomål.docx
+++ b/klagomål/A 9999-2023 FSC-klagomål.docx
@@ -763,7 +763,7 @@
     <w:r>
       <w:tab/>
       <w:tab/>
-      <w:t>2025-07-06</w:t>
+      <w:t>2025-07-07</w:t>
       <w:br/>
       <w:br/>
     </w:r>

--- a/klagomål/A 9999-2023 FSC-klagomål.docx
+++ b/klagomål/A 9999-2023 FSC-klagomål.docx
@@ -763,7 +763,7 @@
     <w:r>
       <w:tab/>
       <w:tab/>
-      <w:t>2025-07-07</w:t>
+      <w:t>2025-07-08</w:t>
       <w:br/>
       <w:br/>
     </w:r>

--- a/klagomål/A 9999-2023 FSC-klagomål.docx
+++ b/klagomål/A 9999-2023 FSC-klagomål.docx
@@ -271,6 +271,17 @@
       </w:r>
       <w:r>
         <w:t>(artikel 1). Vidare att de åtgärder som vidtas inte får leda till en försämring av den nuvarande situationen beträffande bevarandet av de fågelarter som avses i artikel 1 (artikel 13). Fågeldirektivet är styrande för tillsynsansvariga myndigheters ärendehantering, ställningstaganden och beslutsfattande.</w:t>
+      </w:r>
+    </w:p>
+    <w:p>
+      <w:r>
+        <w:rPr>
+          <w:b/>
+        </w:rPr>
+        <w:t>Pärluggla (§4)</w:t>
+      </w:r>
+      <w:r>
+        <w:t xml:space="preserve"> är beroende av äldre, varierad skog med goda jaktmöjligheter och god tillgång på lämpliga trädhål som boplatser. Hemområdet är i storleksordningen 200–500 hektar, men storleken varierar kraftigt beroende på hur mycket föda det finns. Undvik skogsbruksåtgärder som kan skada hänsynskrävande miljöer, som till exempel strand- och sumpskogar med naturskogskaraktär, äldre skog på uddar och öar, raviner, klyftor och blockmarker samt berg- och rasbranter, äldre hällmarksskog, äldre sandtallskogar, naturskogsrester, eller äldre trädbestånd med mycket hänglavar eller död ved. Pärlugglan är typisk art för Västlig taiga (9010) och omfattas av fågeldirektivets bilaga 1 (SLU Artdatabanken, 2024; Skogsstyrelsen, 2016).</w:t>
       </w:r>
     </w:p>
     <w:p>
@@ -600,6 +611,62 @@
         <w:pStyle w:val="Heading1"/>
       </w:pPr>
       <w:r>
+        <w:t>Pärluggla – ekologi samt krav på livsmiljön</w:t>
+      </w:r>
+    </w:p>
+    <w:p>
+      <w:r>
+        <w:t>Pärluggla (§4) är beroende av äldre, varierad skog med goda jaktmöjligheter och god tillgång på lämpliga trädhål som boplatser. Den förekommer med störst täthet i äldre granskog, med inslag av gamla lövträd och luckor och öppningar i form av mindre hyggen, jordbruksmark och liknande. Den häckar även frekvent i barr- och lövblandskogar av tall, björk och asp, där förutsättningarna att finna boplatser är störst. I sydligaste Sverige häckar den ofta i gamla bokbackar, men den är mycket sällsynt i ren bokskog (SLU Artdatabanken, 2024).</w:t>
+      </w:r>
+    </w:p>
+    <w:p>
+      <w:r>
+        <w:t>Hemområdet är i storleksordningen 200–500 hektar, men storleken varierar kraftigt beroende på hur mycket föda det finns. Under dåliga gnagarår kan pärlugglan jaga upp till 4 km från boet medan den under bra år ofta håller sig inom 1 km. Pärluggla är typisk art för Västlig taiga och omfattas av fågeldirektivets bilaga 1 (SLU Artdatabanken, 2024).</w:t>
+      </w:r>
+    </w:p>
+    <w:p>
+      <w:r>
+        <w:t>Undvik skogsbruksåtgärder som kan skada hänsynskrävande miljöer, som till exempel strand- och sumpskogar med naturskogskaraktär, äldre skog på uddar och öar, raviner, klyftor och blockmarker samt berg- och rasbranter, äldre hällmarksskog, äldre sandtallskogar, naturskogsrester, eller äldre trädbestånd med mycket hänglavar eller död ved (Skogsstyrelsen, 2016).</w:t>
+      </w:r>
+    </w:p>
+    <w:p>
+      <w:pPr>
+        <w:pStyle w:val="Heading2"/>
+      </w:pPr>
+      <w:r>
+        <w:t>Referenser – pärluggla</w:t>
+      </w:r>
+    </w:p>
+    <w:p>
+      <w:r>
+        <w:t xml:space="preserve">SLU Artdatabanken, 2024. </w:t>
+      </w:r>
+      <w:r>
+        <w:rPr>
+          <w:i/>
+        </w:rPr>
+        <w:t xml:space="preserve">Artfaktablad. Naturvård – artfakta. </w:t>
+      </w:r>
+      <w:r>
+        <w:t>SLU Artdatabanken, Uppsala.</w:t>
+      </w:r>
+    </w:p>
+    <w:p>
+      <w:r>
+        <w:t xml:space="preserve">Skogsstyrelsen, 2016. </w:t>
+      </w:r>
+      <w:r>
+        <w:rPr>
+          <w:i/>
+        </w:rPr>
+        <w:t>Vägledning för hänsyn till pärluggla.</w:t>
+      </w:r>
+    </w:p>
+    <w:p>
+      <w:pPr>
+        <w:pStyle w:val="Heading1"/>
+      </w:pPr>
+      <w:r>
         <w:t>Spillkråka – ekologi samt krav på livsmiljön</w:t>
       </w:r>
     </w:p>
@@ -763,7 +830,7 @@
     <w:r>
       <w:tab/>
       <w:tab/>
-      <w:t>2025-07-08</w:t>
+      <w:t>2025-07-09</w:t>
       <w:br/>
       <w:br/>
     </w:r>

--- a/klagomål/A 9999-2023 FSC-klagomål.docx
+++ b/klagomål/A 9999-2023 FSC-klagomål.docx
@@ -830,7 +830,7 @@
     <w:r>
       <w:tab/>
       <w:tab/>
-      <w:t>2025-07-09</w:t>
+      <w:t>2025-07-11</w:t>
       <w:br/>
       <w:br/>
     </w:r>

--- a/klagomål/A 9999-2023 FSC-klagomål.docx
+++ b/klagomål/A 9999-2023 FSC-klagomål.docx
@@ -830,7 +830,7 @@
     <w:r>
       <w:tab/>
       <w:tab/>
-      <w:t>2025-07-11</w:t>
+      <w:t>2025-07-12</w:t>
       <w:br/>
       <w:br/>
     </w:r>

--- a/klagomål/A 9999-2023 FSC-klagomål.docx
+++ b/klagomål/A 9999-2023 FSC-klagomål.docx
@@ -830,7 +830,7 @@
     <w:r>
       <w:tab/>
       <w:tab/>
-      <w:t>2025-07-12</w:t>
+      <w:t>2025-07-13</w:t>
       <w:br/>
       <w:br/>
     </w:r>

--- a/klagomål/A 9999-2023 FSC-klagomål.docx
+++ b/klagomål/A 9999-2023 FSC-klagomål.docx
@@ -830,7 +830,7 @@
     <w:r>
       <w:tab/>
       <w:tab/>
-      <w:t>2025-07-13</w:t>
+      <w:t>2025-07-14</w:t>
       <w:br/>
       <w:br/>
     </w:r>

--- a/klagomål/A 9999-2023 FSC-klagomål.docx
+++ b/klagomål/A 9999-2023 FSC-klagomål.docx
@@ -830,7 +830,7 @@
     <w:r>
       <w:tab/>
       <w:tab/>
-      <w:t>2025-08-06</w:t>
+      <w:t>2025-08-09</w:t>
       <w:br/>
       <w:br/>
     </w:r>
